--- a/document/docs/User Guide.docx
+++ b/document/docs/User Guide.docx
@@ -548,7 +548,7 @@
           <w:sz w:val="26"/>
           <w:lang w:val="en-US"/>
         </w:rPr>
-        <w:t>3. Chọn Thêm và nhập tên Chapter, ví dụ: Chương 1: Giới thiệu.</w:t>
+        <w:t>3. Chọn Thêm chương, nhập tên Chapter; sau đó dùng + Lesson ngay tại Chapter để thêm bài.</w:t>
       </w:r>
     </w:p>
     <w:p>
@@ -585,7 +585,7 @@
           <w:i w:val="0"/>
           <w:sz w:val="26"/>
         </w:rPr>
-        <w:t>Các Chapter được sắp xếp theo tên và được dùng chung cho các lớp học phần thuộc cùng môn học.</w:t>
+        <w:t>Chapter/Lesson được sắp xếp tự nhiên. Khi Lesson Plan thay đổi, hộp xác nhận cho phép đồng bộ sang lớp học phần cũ; Lesson đã có Session hoặc đã tùy chỉnh riêng được giữ nguyên.</w:t>
       </w:r>
     </w:p>
     <w:p>
@@ -978,7 +978,7 @@
           <w:sz w:val="26"/>
           <w:lang w:val="en-US"/>
         </w:rPr>
-        <w:t>1. Tại Course Section, chọn Tạo Lesson.</w:t>
+        <w:t>1. Mở Chapter cần thêm bài và chọn + Lesson; không cần chọn lại Chapter.</w:t>
       </w:r>
     </w:p>
     <w:p>
@@ -1002,7 +1002,7 @@
           <w:sz w:val="26"/>
           <w:lang w:val="en-US"/>
         </w:rPr>
-        <w:t>2. Chọn Chapter mà Lesson sẽ thuộc về.</w:t>
+        <w:t>2. Chọn tối đa 20 file .md và thêm vào danh sách.</w:t>
       </w:r>
     </w:p>
     <w:p>
@@ -1026,7 +1026,7 @@
           <w:sz w:val="26"/>
           <w:lang w:val="en-US"/>
         </w:rPr>
-        <w:t>3. Nhập tên Lesson.</w:t>
+        <w:t>3. Chuyển giữa các Lesson để đặt tên, xóa file hoặc chỉnh Markdown.</w:t>
       </w:r>
     </w:p>
     <w:p>
@@ -1050,7 +1050,7 @@
           <w:sz w:val="26"/>
           <w:lang w:val="en-US"/>
         </w:rPr>
-        <w:t>4. Tải lên file .md.</w:t>
+        <w:t>4. Có thể xem Preview nhưng không bắt buộc trước khi lưu.</w:t>
       </w:r>
     </w:p>
     <w:p>
@@ -1074,7 +1074,7 @@
           <w:sz w:val="26"/>
           <w:lang w:val="en-US"/>
         </w:rPr>
-        <w:t>5. Kiểm tra nội dung ở phần xem trước.</w:t>
+        <w:t>5. Dùng Thư viện ảnh Lesson để upload PNG/JPEG/WebP tối đa 5 MB và sao chép cú pháp Markdown.</w:t>
       </w:r>
     </w:p>
     <w:p>
@@ -1098,7 +1098,7 @@
           <w:sz w:val="26"/>
           <w:lang w:val="en-US"/>
         </w:rPr>
-        <w:t>6. Chọn lưu khi file hợp lệ.</w:t>
+        <w:t>6. Chọn Lưu để tạo đồng loạt các Lesson hợp lệ trong Chapter.</w:t>
       </w:r>
     </w:p>
     <w:p>
@@ -1163,7 +1163,7 @@
           <w:i w:val="0"/>
           <w:sz w:val="26"/>
         </w:rPr>
-        <w:t>3.6. Bắt đầu Lesson LIVE</w:t>
+        <w:t>3.6. Bắt đầu Chapter LIVE</w:t>
       </w:r>
     </w:p>
     <w:p>
@@ -1187,7 +1187,7 @@
           <w:sz w:val="26"/>
           <w:lang w:val="en-US"/>
         </w:rPr>
-        <w:t>1. Tại thẻ Lesson, chọn Start Lesson.</w:t>
+        <w:t>1. Tại thẻ Chapter, chọn Live.</w:t>
       </w:r>
     </w:p>
     <w:p>
@@ -1211,7 +1211,7 @@
           <w:sz w:val="26"/>
           <w:lang w:val="en-US"/>
         </w:rPr>
-        <w:t>2. Hệ thống tạo một Session LIVE và lưu lại danh sách sinh viên hiện có tại thời điểm bắt đầu.</w:t>
+        <w:t>2. Hệ thống tạo Chapter Session gồm toàn bộ Lesson và snapshot roster một lần.</w:t>
       </w:r>
     </w:p>
     <w:p>
@@ -1235,7 +1235,7 @@
           <w:sz w:val="26"/>
           <w:lang w:val="en-US"/>
         </w:rPr>
-        <w:t>3. Nút trên thẻ Lesson sẽ chuyển thành Dashboard.</w:t>
+        <w:t>3. Nút Live chuyển thành Dashboard; Lịch sử xuất hiện khi Chapter đã có Session.</w:t>
       </w:r>
     </w:p>
     <w:p>
@@ -1259,7 +1259,7 @@
           <w:sz w:val="26"/>
           <w:lang w:val="en-US"/>
         </w:rPr>
-        <w:t>4. Yêu cầu sinh viên mở Lesson và nhập MSSV để tham gia.</w:t>
+        <w:t>4. Sinh viên mở Các bài học đang live, chọn Chapter và nhập MSSV để tham gia toàn bộ Lesson.</w:t>
       </w:r>
     </w:p>
     <w:p>
@@ -1273,7 +1273,7 @@
           <w:i w:val="0"/>
           <w:sz w:val="26"/>
         </w:rPr>
-        <w:t>Trong một Course Section, tại một thời điểm chỉ có thể có một Lesson ở trạng thái LIVE. MINCLASS không sử dụng Room Code hoặc Session Code.</w:t>
+        <w:t>Mỗi Course Section chỉ có một Chapter Session LIVE tại một thời điểm; các lớp khác có thể LIVE đồng thời. MINCLASS không dùng Room Code hoặc Session Code.</w:t>
       </w:r>
     </w:p>
     <w:p>
@@ -1386,43 +1386,7 @@
           <w:i w:val="0"/>
           <w:sz w:val="26"/>
         </w:rPr>
-        <w:t xml:space="preserve">Khi hoàn thành Section hiện tại, chọn </w:t>
-      </w:r>
-      <w:r>
-        <w:rPr>
-          <w:rFonts w:ascii="Times New Roman" w:hAnsi="Times New Roman" w:eastAsia="Times New Roman"/>
-          <w:b/>
-          <w:i w:val="0"/>
-          <w:sz w:val="26"/>
-        </w:rPr>
-        <w:t>Next Section</w:t>
-      </w:r>
-      <w:r>
-        <w:rPr>
-          <w:rFonts w:ascii="Times New Roman" w:hAnsi="Times New Roman" w:eastAsia="Times New Roman"/>
-          <w:b w:val="0"/>
-          <w:i w:val="0"/>
-          <w:sz w:val="26"/>
-        </w:rPr>
-        <w:t xml:space="preserve"> hoặc </w:t>
-      </w:r>
-      <w:r>
-        <w:rPr>
-          <w:rFonts w:ascii="Times New Roman" w:hAnsi="Times New Roman" w:eastAsia="Times New Roman"/>
-          <w:b/>
-          <w:i w:val="0"/>
-          <w:sz w:val="26"/>
-        </w:rPr>
-        <w:t>Done Section</w:t>
-      </w:r>
-      <w:r>
-        <w:rPr>
-          <w:rFonts w:ascii="Times New Roman" w:hAnsi="Times New Roman" w:eastAsia="Times New Roman"/>
-          <w:b w:val="0"/>
-          <w:i w:val="0"/>
-          <w:sz w:val="26"/>
-        </w:rPr>
-        <w:t>. Hệ thống sẽ mở Section tiếp theo cho sinh viên và cập nhật giao diện gần như theo thời gian thực.</w:t>
+        <w:t>Giảng viên chuyển Lesson bằng Previous/Next, dùng Done Section để release nội dung và có thể Done toàn bộ chương. Done toàn bộ chương và Kết thúc buổi học đều có popup xác nhận.</w:t>
       </w:r>
     </w:p>
     <w:p>
@@ -1638,43 +1602,7 @@
           <w:i w:val="0"/>
           <w:sz w:val="26"/>
         </w:rPr>
-        <w:t xml:space="preserve">Mở Course Section → Lesson → </w:t>
-      </w:r>
-      <w:r>
-        <w:rPr>
-          <w:rFonts w:ascii="Times New Roman" w:hAnsi="Times New Roman" w:eastAsia="Times New Roman"/>
-          <w:b/>
-          <w:i w:val="0"/>
-          <w:sz w:val="26"/>
-        </w:rPr>
-        <w:t>Xem lịch sử</w:t>
-      </w:r>
-      <w:r>
-        <w:rPr>
-          <w:rFonts w:ascii="Times New Roman" w:hAnsi="Times New Roman" w:eastAsia="Times New Roman"/>
-          <w:b w:val="0"/>
-          <w:i w:val="0"/>
-          <w:sz w:val="26"/>
-        </w:rPr>
-        <w:t xml:space="preserve">. Mỗi Session sẽ hiển thị trạng thái và nút </w:t>
-      </w:r>
-      <w:r>
-        <w:rPr>
-          <w:rFonts w:ascii="Times New Roman" w:hAnsi="Times New Roman" w:eastAsia="Times New Roman"/>
-          <w:b/>
-          <w:i w:val="0"/>
-          <w:sz w:val="26"/>
-        </w:rPr>
-        <w:t>Xem Lesson Review</w:t>
-      </w:r>
-      <w:r>
-        <w:rPr>
-          <w:rFonts w:ascii="Times New Roman" w:hAnsi="Times New Roman" w:eastAsia="Times New Roman"/>
-          <w:b w:val="0"/>
-          <w:i w:val="0"/>
-          <w:sz w:val="26"/>
-        </w:rPr>
-        <w:t>.</w:t>
+        <w:t>Mở Course Section → menu Chapter → Lịch sử. Summary giữ attendance toàn buổi và chia nội dung, feedback, Quiz theo từng Lesson.</w:t>
       </w:r>
     </w:p>
     <w:p>
@@ -1947,7 +1875,7 @@
           <w:rFonts w:ascii="Times New Roman" w:hAnsi="Times New Roman" w:eastAsia="Times New Roman"/>
           <w:sz w:val="26"/>
         </w:rPr>
-        <w:t>Số Lesson đã tham gia trên tổng số Lesson.</w:t>
+        <w:t>Số Chapter Session đã tham gia trên tổng số Chapter Session.</w:t>
       </w:r>
     </w:p>
     <w:p>
@@ -1961,7 +1889,7 @@
           <w:i w:val="0"/>
           <w:sz w:val="26"/>
         </w:rPr>
-        <w:t>Mỗi Lesson được tính là một buổi học. Nếu một Lesson có nhiều Session, sinh viên tham gia nhiều Session của Lesson đó vẫn chỉ được tính là đã tham gia một buổi.</w:t>
+        <w:t>Mỗi lần Start Chapter được tính là một buổi học, không phụ thuộc số Lesson. Start lại cùng Chapter tạo một buổi điểm danh mới.</w:t>
       </w:r>
     </w:p>
     <w:p>
@@ -2154,7 +2082,7 @@
           <w:sz w:val="26"/>
           <w:lang w:val="en-US"/>
         </w:rPr>
-        <w:t>5. Mở Chapter để xem danh sách Lesson.</w:t>
+        <w:t>5. Nhập MSSV một lần tại Course Section để xem các Chapter; phiên được dùng lại khi chuyển chương.</w:t>
       </w:r>
     </w:p>
     <w:p>
@@ -2168,7 +2096,7 @@
           <w:i w:val="0"/>
           <w:sz w:val="26"/>
         </w:rPr>
-        <w:t>Lesson có ba trạng thái:</w:t>
+        <w:t>Chapter có bốn trạng thái:</w:t>
       </w:r>
     </w:p>
     <w:p>
@@ -2186,7 +2114,7 @@
           <w:rFonts w:ascii="Times New Roman" w:hAnsi="Times New Roman" w:eastAsia="Times New Roman"/>
           <w:sz w:val="26"/>
         </w:rPr>
-        <w:t>Chưa live: chưa thể truy cập nội dung Lesson.</w:t>
+        <w:t>Sắp diễn ra: chưa thể truy cập nội dung.</w:t>
       </w:r>
     </w:p>
     <w:p>
@@ -2204,7 +2132,7 @@
           <w:rFonts w:ascii="Times New Roman" w:hAnsi="Times New Roman" w:eastAsia="Times New Roman"/>
           <w:sz w:val="26"/>
         </w:rPr>
-        <w:t>LIVE: có thể tham gia Lesson bằng MSSV.</w:t>
+        <w:t>Xem trước: nội dung chỉ đọc, không tính điểm danh hoặc cho tương tác.</w:t>
       </w:r>
     </w:p>
     <w:p>
@@ -2222,7 +2150,7 @@
           <w:rFonts w:ascii="Times New Roman" w:hAnsi="Times New Roman" w:eastAsia="Times New Roman"/>
           <w:sz w:val="26"/>
         </w:rPr>
-        <w:t>Đã kết thúc: có thể nhập MSSV để xem lại Lesson.</w:t>
+        <w:t>LIVE: nhập MSSV riêng để tham gia toàn bộ Lesson trong Chapter. Đã kết thúc: dùng MSSV đã xác minh ở Course Section để xem lại.</w:t>
       </w:r>
     </w:p>
     <w:p>
@@ -2237,7 +2165,7 @@
           <w:i w:val="0"/>
           <w:sz w:val="26"/>
         </w:rPr>
-        <w:t>4.2. Tham gia Lesson LIVE</w:t>
+        <w:t>4.2. Tham gia Chapter LIVE</w:t>
       </w:r>
     </w:p>
     <w:p>
@@ -2261,7 +2189,7 @@
           <w:sz w:val="26"/>
           <w:lang w:val="en-US"/>
         </w:rPr>
-        <w:t>1. Chọn Lesson đang ở trạng thái LIVE.</w:t>
+        <w:t>1. Chọn Các bài học đang live hoặc Chapter có trạng thái LIVE.</w:t>
       </w:r>
     </w:p>
     <w:p>
@@ -2337,7 +2265,7 @@
           <w:i w:val="0"/>
           <w:sz w:val="26"/>
         </w:rPr>
-        <w:t>Trong cùng một Lesson Session, mỗi phiên trình duyệt ẩn danh chỉ đại diện cho một MSSV. Vì vậy, không nên dùng cùng một cửa sổ ẩn danh để lần lượt giả lập nhiều sinh viên.</w:t>
+        <w:t>Cùng một MSSV có thể dùng nhiều trình duyệt/thiết bị; hệ thống vẫn chỉ ghi nhận một lần attendance và dùng chung Participant canonical.</w:t>
       </w:r>
     </w:p>
     <w:p>
@@ -2812,25 +2740,7 @@
           <w:i w:val="0"/>
           <w:sz w:val="26"/>
         </w:rPr>
-        <w:t xml:space="preserve">Sau khi giảng viên kết thúc Session, phần </w:t>
-      </w:r>
-      <w:r>
-        <w:rPr>
-          <w:rFonts w:ascii="Times New Roman" w:hAnsi="Times New Roman" w:eastAsia="Times New Roman"/>
-          <w:b/>
-          <w:i w:val="0"/>
-          <w:sz w:val="26"/>
-        </w:rPr>
-        <w:t>Tổng kết cá nhân</w:t>
-      </w:r>
-      <w:r>
-        <w:rPr>
-          <w:rFonts w:ascii="Times New Roman" w:hAnsi="Times New Roman" w:eastAsia="Times New Roman"/>
-          <w:b w:val="0"/>
-          <w:i w:val="0"/>
-          <w:sz w:val="26"/>
-        </w:rPr>
-        <w:t xml:space="preserve"> sẽ xuất hiện ở cuối Lesson:</w:t>
+        <w:t>Sau khi giảng viên kết thúc Session, Tổng kết cá nhân xuất hiện dưới dạng popup cho toàn bộ buổi học:</w:t>
       </w:r>
     </w:p>
     <w:p>
@@ -2979,7 +2889,7 @@
           <w:sz w:val="26"/>
           <w:lang w:val="en-US"/>
         </w:rPr>
-        <w:t>2. Chọn Lesson có trạng thái Đã kết thúc.</w:t>
+        <w:t>2. Chọn Chapter Đã kết thúc; hệ thống dùng MSSV đã xác minh tại Course Section để mở Session gần nhất.</w:t>
       </w:r>
     </w:p>
     <w:p>
@@ -3003,7 +2913,7 @@
           <w:sz w:val="26"/>
           <w:lang w:val="en-US"/>
         </w:rPr>
-        <w:t>3. Nhập MSSV có trong danh sách lớp.</w:t>
+        <w:t>3. Chuyển giữa các Lesson và xem nội dung ở chế độ chỉ đọc.</w:t>
       </w:r>
     </w:p>
     <w:p>
@@ -3156,14 +3066,14 @@
     <w:p>
       <w:pPr>
         <w:spacing w:before="0" w:after="120" w:line="276" w:lineRule="auto"/>
-        <w:jc w:val="center"/>
+        <w:jc w:val="both"/>
       </w:pPr>
       <w:r>
         <w:drawing>
           <wp:inline distT="0" distB="0" distL="114300" distR="114300">
-            <wp:extent cx="5806440" cy="4481830"/>
-            <wp:effectExtent l="0" t="0" r="0" b="13970"/>
-            <wp:docPr id="3" name="Picture 3"/>
+            <wp:extent cx="6123305" cy="2839720"/>
+            <wp:effectExtent l="0" t="0" r="3175" b="10160"/>
+            <wp:docPr id="3" name="Picture 2"/>
             <wp:cNvGraphicFramePr>
               <a:graphicFrameLocks xmlns:a="http://schemas.openxmlformats.org/drawingml/2006/main" noChangeAspect="1"/>
             </wp:cNvGraphicFramePr>
@@ -3171,7 +3081,7 @@
               <a:graphicData uri="http://schemas.openxmlformats.org/drawingml/2006/picture">
                 <pic:pic xmlns:pic="http://schemas.openxmlformats.org/drawingml/2006/picture">
                   <pic:nvPicPr>
-                    <pic:cNvPr id="3" name="Picture 3"/>
+                    <pic:cNvPr id="3" name="Picture 2"/>
                     <pic:cNvPicPr>
                       <a:picLocks noChangeAspect="1"/>
                     </pic:cNvPicPr>
@@ -3185,11 +3095,15 @@
                   <pic:spPr>
                     <a:xfrm>
                       <a:off x="0" y="0"/>
-                      <a:ext cx="5806440" cy="4481894"/>
+                      <a:ext cx="6123305" cy="2839720"/>
                     </a:xfrm>
                     <a:prstGeom prst="rect">
                       <a:avLst/>
                     </a:prstGeom>
+                    <a:noFill/>
+                    <a:ln>
+                      <a:noFill/>
+                    </a:ln>
                   </pic:spPr>
                 </pic:pic>
               </a:graphicData>
@@ -3202,19 +3116,77 @@
       <w:pPr>
         <w:spacing w:before="0" w:after="120" w:line="276" w:lineRule="auto"/>
         <w:rPr>
-          <w:i w:val="0"/>
-          <w:iCs/>
-        </w:rPr>
-      </w:pPr>
-      <w:r>
-        <w:rPr>
           <w:rFonts w:ascii="Times New Roman" w:hAnsi="Times New Roman" w:eastAsia="Times New Roman"/>
           <w:b w:val="0"/>
           <w:i w:val="0"/>
           <w:iCs/>
           <w:sz w:val="26"/>
         </w:rPr>
+      </w:pPr>
+      <w:r>
+        <w:rPr>
+          <w:rFonts w:ascii="Times New Roman" w:hAnsi="Times New Roman" w:eastAsia="Times New Roman"/>
+          <w:b w:val="0"/>
+          <w:i w:val="0"/>
+          <w:iCs/>
+          <w:sz w:val="26"/>
+        </w:rPr>
         <w:t>Trang Course Section sắp xếp các Lesson theo từng Chapter. Tại đây, giảng viên có thể tạo Lesson, xuất dữ liệu Excel, tải lên danh sách sinh viên và tìm kiếm MSSV đã lưu.</w:t>
+      </w:r>
+    </w:p>
+    <w:p>
+      <w:pPr>
+        <w:spacing w:before="0" w:after="120" w:line="276" w:lineRule="auto"/>
+        <w:rPr>
+          <w:rFonts w:ascii="Times New Roman" w:hAnsi="Times New Roman" w:eastAsia="Times New Roman"/>
+          <w:b w:val="0"/>
+          <w:i w:val="0"/>
+          <w:iCs/>
+          <w:sz w:val="26"/>
+        </w:rPr>
+      </w:pPr>
+      <w:r>
+        <w:drawing>
+          <wp:inline distT="0" distB="0" distL="114300" distR="114300">
+            <wp:extent cx="6120765" cy="3077845"/>
+            <wp:effectExtent l="0" t="0" r="5715" b="635"/>
+            <wp:docPr id="8" name="Picture 3"/>
+            <wp:cNvGraphicFramePr>
+              <a:graphicFrameLocks xmlns:a="http://schemas.openxmlformats.org/drawingml/2006/main" noChangeAspect="1"/>
+            </wp:cNvGraphicFramePr>
+            <a:graphic xmlns:a="http://schemas.openxmlformats.org/drawingml/2006/main">
+              <a:graphicData uri="http://schemas.openxmlformats.org/drawingml/2006/picture">
+                <pic:pic xmlns:pic="http://schemas.openxmlformats.org/drawingml/2006/picture">
+                  <pic:nvPicPr>
+                    <pic:cNvPr id="8" name="Picture 3"/>
+                    <pic:cNvPicPr>
+                      <a:picLocks noChangeAspect="1"/>
+                    </pic:cNvPicPr>
+                  </pic:nvPicPr>
+                  <pic:blipFill>
+                    <a:blip r:embed="rId8"/>
+                    <a:stretch>
+                      <a:fillRect/>
+                    </a:stretch>
+                  </pic:blipFill>
+                  <pic:spPr>
+                    <a:xfrm>
+                      <a:off x="0" y="0"/>
+                      <a:ext cx="6120765" cy="3077845"/>
+                    </a:xfrm>
+                    <a:prstGeom prst="rect">
+                      <a:avLst/>
+                    </a:prstGeom>
+                    <a:noFill/>
+                    <a:ln>
+                      <a:noFill/>
+                    </a:ln>
+                  </pic:spPr>
+                </pic:pic>
+              </a:graphicData>
+            </a:graphic>
+          </wp:inline>
+        </w:drawing>
       </w:r>
     </w:p>
     <w:p>
@@ -3256,7 +3228,7 @@
                     </pic:cNvPicPr>
                   </pic:nvPicPr>
                   <pic:blipFill>
-                    <a:blip r:embed="rId8"/>
+                    <a:blip r:embed="rId9"/>
                     <a:stretch>
                       <a:fillRect/>
                     </a:stretch>
@@ -3335,7 +3307,7 @@
                     </pic:cNvPicPr>
                   </pic:nvPicPr>
                   <pic:blipFill>
-                    <a:blip r:embed="rId9"/>
+                    <a:blip r:embed="rId10"/>
                     <a:stretch>
                       <a:fillRect/>
                     </a:stretch>
@@ -3414,7 +3386,7 @@
                     </pic:cNvPicPr>
                   </pic:nvPicPr>
                   <pic:blipFill>
-                    <a:blip r:embed="rId10"/>
+                    <a:blip r:embed="rId11"/>
                     <a:stretch>
                       <a:fillRect/>
                     </a:stretch>
@@ -3493,7 +3465,7 @@
                     </pic:cNvPicPr>
                   </pic:nvPicPr>
                   <pic:blipFill>
-                    <a:blip r:embed="rId11"/>
+                    <a:blip r:embed="rId12"/>
                     <a:stretch>
                       <a:fillRect/>
                     </a:stretch>
@@ -3644,8 +3616,6 @@
         </w:rPr>
         <w:t>Sau khi người quản trị kiểm tra và sửa cấu hình, hãy tải lại trang.</w:t>
       </w:r>
-      <w:bookmarkStart w:id="0" w:name="_GoBack"/>
-      <w:bookmarkEnd w:id="0"/>
     </w:p>
     <w:p>
       <w:pPr>
@@ -3826,7 +3796,7 @@
           <w:i w:val="0"/>
           <w:sz w:val="26"/>
         </w:rPr>
-        <w:t>“MSSV này đã tham gia bằng một phiên Student khác”</w:t>
+        <w:t>Không tự mở được Chapter sau khi đã xác minh MSSV</w:t>
       </w:r>
     </w:p>
     <w:p>
@@ -3840,7 +3810,7 @@
           <w:i w:val="0"/>
           <w:sz w:val="26"/>
         </w:rPr>
-        <w:t>MSSV này đã được liên kết với một phiên ẩn danh khác, hoặc phiên hiện tại đã được sử dụng cho một MSSV khác trong cùng Session. Mỗi sinh viên nên sử dụng trình duyệt hoặc phiên riêng của mình.</w:t>
+        <w:t>Phiên Course Section dùng cookie phiên. Hãy quay lại lớp học phần, kiểm tra badge MSSV hoặc chọn Đổi để xác minh lại. Chapter LIVE vẫn yêu cầu nhập MSSV riêng.</w:t>
       </w:r>
     </w:p>
     <w:p>
@@ -3938,7 +3908,18 @@
           <w:i w:val="0"/>
           <w:sz w:val="26"/>
         </w:rPr>
-        <w:t>Đây là quy tắc của hệ thống: mỗi Quiz và mỗi phần Tổng kết cá nhân chỉ được gửi một lần.</w:t>
+        <w:t>Đây là quy tắc của hệ thống: mỗi Qui</w:t>
+      </w:r>
+      <w:bookmarkStart w:id="0" w:name="_GoBack"/>
+      <w:bookmarkEnd w:id="0"/>
+      <w:r>
+        <w:rPr>
+          <w:rFonts w:ascii="Times New Roman" w:hAnsi="Times New Roman" w:eastAsia="Times New Roman"/>
+          <w:b w:val="0"/>
+          <w:i w:val="0"/>
+          <w:sz w:val="26"/>
+        </w:rPr>
+        <w:t>z và mỗi phần Tổng kết cá nhân chỉ được gửi một lần.</w:t>
       </w:r>
     </w:p>
     <w:sectPr>
@@ -4227,11 +4208,11 @@
     <w:lsdException w:uiPriority="99" w:name="endnote reference"/>
     <w:lsdException w:uiPriority="99" w:name="endnote text"/>
     <w:lsdException w:uiPriority="99" w:name="table of authorities"/>
-    <w:lsdException w:uiPriority="99" w:semiHidden="0" w:name="macro"/>
+    <w:lsdException w:qFormat="1" w:uiPriority="99" w:semiHidden="0" w:name="macro"/>
     <w:lsdException w:uiPriority="99" w:name="toa heading"/>
     <w:lsdException w:qFormat="1" w:uiPriority="99" w:semiHidden="0" w:name="List"/>
     <w:lsdException w:uiPriority="99" w:semiHidden="0" w:name="List Bullet"/>
-    <w:lsdException w:uiPriority="99" w:semiHidden="0" w:name="List Number"/>
+    <w:lsdException w:qFormat="1" w:uiPriority="99" w:semiHidden="0" w:name="List Number"/>
     <w:lsdException w:qFormat="1" w:uiPriority="99" w:semiHidden="0" w:name="List 2"/>
     <w:lsdException w:qFormat="1" w:uiPriority="99" w:semiHidden="0" w:name="List 3"/>
     <w:lsdException w:uiPriority="99" w:name="List 4"/>
@@ -4240,7 +4221,7 @@
     <w:lsdException w:qFormat="1" w:uiPriority="99" w:semiHidden="0" w:name="List Bullet 3"/>
     <w:lsdException w:uiPriority="99" w:name="List Bullet 4"/>
     <w:lsdException w:uiPriority="99" w:name="List Bullet 5"/>
-    <w:lsdException w:uiPriority="99" w:semiHidden="0" w:name="List Number 2"/>
+    <w:lsdException w:qFormat="1" w:uiPriority="99" w:semiHidden="0" w:name="List Number 2"/>
     <w:lsdException w:uiPriority="99" w:semiHidden="0" w:name="List Number 3"/>
     <w:lsdException w:uiPriority="99" w:name="List Number 4"/>
     <w:lsdException w:uiPriority="99" w:name="List Number 5"/>
@@ -4381,7 +4362,7 @@
     <w:lsdException w:unhideWhenUsed="0" w:uiPriority="60" w:semiHidden="0" w:name="Light Shading Accent 3"/>
     <w:lsdException w:unhideWhenUsed="0" w:uiPriority="61" w:semiHidden="0" w:name="Light List Accent 3"/>
     <w:lsdException w:unhideWhenUsed="0" w:uiPriority="62" w:semiHidden="0" w:name="Light Grid Accent 3"/>
-    <w:lsdException w:unhideWhenUsed="0" w:uiPriority="63" w:semiHidden="0" w:name="Medium Shading 1 Accent 3"/>
+    <w:lsdException w:qFormat="1" w:unhideWhenUsed="0" w:uiPriority="63" w:semiHidden="0" w:name="Medium Shading 1 Accent 3"/>
     <w:lsdException w:unhideWhenUsed="0" w:uiPriority="64" w:semiHidden="0" w:name="Medium Shading 2 Accent 3"/>
     <w:lsdException w:unhideWhenUsed="0" w:uiPriority="65" w:semiHidden="0" w:name="Medium List 1 Accent 3"/>
     <w:lsdException w:unhideWhenUsed="0" w:uiPriority="66" w:semiHidden="0" w:name="Medium List 2 Accent 3"/>
@@ -4422,7 +4403,7 @@
     <w:lsdException w:unhideWhenUsed="0" w:uiPriority="73" w:semiHidden="0" w:name="Colorful Grid Accent 5"/>
     <w:lsdException w:unhideWhenUsed="0" w:uiPriority="60" w:semiHidden="0" w:name="Light Shading Accent 6"/>
     <w:lsdException w:unhideWhenUsed="0" w:uiPriority="61" w:semiHidden="0" w:name="Light List Accent 6"/>
-    <w:lsdException w:unhideWhenUsed="0" w:uiPriority="62" w:semiHidden="0" w:name="Light Grid Accent 6"/>
+    <w:lsdException w:qFormat="1" w:unhideWhenUsed="0" w:uiPriority="62" w:semiHidden="0" w:name="Light Grid Accent 6"/>
     <w:lsdException w:unhideWhenUsed="0" w:uiPriority="63" w:semiHidden="0" w:name="Medium Shading 1 Accent 6"/>
     <w:lsdException w:unhideWhenUsed="0" w:uiPriority="64" w:semiHidden="0" w:name="Medium Shading 2 Accent 6"/>
     <w:lsdException w:unhideWhenUsed="0" w:uiPriority="65" w:semiHidden="0" w:name="Medium List 1 Accent 6"/>
@@ -4431,7 +4412,7 @@
     <w:lsdException w:unhideWhenUsed="0" w:uiPriority="68" w:semiHidden="0" w:name="Medium Grid 2 Accent 6"/>
     <w:lsdException w:unhideWhenUsed="0" w:uiPriority="69" w:semiHidden="0" w:name="Medium Grid 3 Accent 6"/>
     <w:lsdException w:unhideWhenUsed="0" w:uiPriority="70" w:semiHidden="0" w:name="Dark List Accent 6"/>
-    <w:lsdException w:unhideWhenUsed="0" w:uiPriority="71" w:semiHidden="0" w:name="Colorful Shading Accent 6"/>
+    <w:lsdException w:qFormat="1" w:unhideWhenUsed="0" w:uiPriority="71" w:semiHidden="0" w:name="Colorful Shading Accent 6"/>
     <w:lsdException w:unhideWhenUsed="0" w:uiPriority="72" w:semiHidden="0" w:name="Colorful List Accent 6"/>
     <w:lsdException w:unhideWhenUsed="0" w:uiPriority="73" w:semiHidden="0" w:name="Colorful Grid Accent 6"/>
   </w:latentStyles>
@@ -4958,6 +4939,7 @@
     <w:name w:val="List Number"/>
     <w:basedOn w:val="1"/>
     <w:unhideWhenUsed/>
+    <w:qFormat/>
     <w:uiPriority w:val="99"/>
     <w:pPr>
       <w:numPr>
@@ -4975,6 +4957,7 @@
     <w:name w:val="List Number 2"/>
     <w:basedOn w:val="1"/>
     <w:unhideWhenUsed/>
+    <w:qFormat/>
     <w:uiPriority w:val="99"/>
     <w:pPr>
       <w:numPr>
@@ -5009,6 +4992,7 @@
     <w:name w:val="macro"/>
     <w:link w:val="147"/>
     <w:unhideWhenUsed/>
+    <w:qFormat/>
     <w:uiPriority w:val="99"/>
     <w:pPr>
       <w:tabs>
@@ -7283,6 +7267,7 @@
   <w:style w:type="table" w:styleId="57">
     <w:name w:val="Light Grid Accent 6"/>
     <w:basedOn w:val="12"/>
+    <w:qFormat/>
     <w:uiPriority w:val="62"/>
     <w:pPr>
       <w:spacing w:after="0" w:line="240" w:lineRule="auto"/>
@@ -7746,6 +7731,7 @@
   <w:style w:type="table" w:styleId="61">
     <w:name w:val="Medium Shading 1 Accent 3"/>
     <w:basedOn w:val="12"/>
+    <w:qFormat/>
     <w:uiPriority w:val="63"/>
     <w:pPr>
       <w:spacing w:after="0" w:line="240" w:lineRule="auto"/>
@@ -15293,6 +15279,7 @@
   <w:style w:type="table" w:styleId="120">
     <w:name w:val="Colorful Shading Accent 6"/>
     <w:basedOn w:val="12"/>
+    <w:qFormat/>
     <w:uiPriority w:val="71"/>
     <w:pPr>
       <w:spacing w:after="0" w:line="240" w:lineRule="auto"/>
